--- a/[Foca(s)'TheFocaVault{TheVault(2'(wo)).AA}PP]/{ABSTRACTWORK}/{LANDLORD}SETUP/LiquiiiiidResumePLT.docx
+++ b/[Foca(s)'TheFocaVault{TheVault(2'(wo)).AA}PP]/{ABSTRACTWORK}/{LANDLORD}SETUP/LiquiiiiidResumePLT.docx
@@ -17,25 +17,7 @@
           <w:sz w:val="28"/>
           <w:szCs w:val="28"/>
         </w:rPr>
-        <w:t>public class &lt;STM</w:t>
-      </w:r>
-      <w:r>
-        <w:rPr>
-          <w:b/>
-          <w:color w:val="0070C0"/>
-          <w:sz w:val="28"/>
-          <w:szCs w:val="28"/>
-        </w:rPr>
-        <w:t>*’</w:t>
-      </w:r>
-      <w:r>
-        <w:rPr>
-          <w:b/>
-          <w:color w:val="0070C0"/>
-          <w:sz w:val="28"/>
-          <w:szCs w:val="28"/>
-        </w:rPr>
-        <w:t xml:space="preserve">&gt; </w:t>
+        <w:t xml:space="preserve">public class &lt;STM&gt; </w:t>
       </w:r>
       <w:r>
         <w:rPr>
@@ -125,10 +107,13 @@
         <w:t>Chicago, IL 60647</w:t>
       </w:r>
       <w:r>
-        <w:t>’SR</w:t>
-      </w:r>
-      <w:r>
-        <w:t>{O}</w:t>
+        <w:t xml:space="preserve"> </w:t>
+      </w:r>
+      <w:r>
+        <w:t>SR</w:t>
+      </w:r>
+      <w:r>
+        <w:t>O</w:t>
       </w:r>
       <w:r>
         <w:t>-</w:t>
@@ -155,21 +140,7 @@
         <w:rPr>
           <w:b/>
         </w:rPr>
-        <w:t>’{</w:t>
-      </w:r>
-      <w:proofErr w:type="spellStart"/>
-      <w:r>
-        <w:rPr>
-          <w:b/>
-        </w:rPr>
-        <w:t>Github</w:t>
-      </w:r>
-      <w:proofErr w:type="spellEnd"/>
-      <w:r>
-        <w:rPr>
-          <w:b/>
-        </w:rPr>
-        <w:t>}</w:t>
+        <w:t xml:space="preserve"> </w:t>
       </w:r>
       <w:proofErr w:type="spellStart"/>
       <w:r>
@@ -220,19 +191,11 @@
           <w:rStyle w:val="Hyperlink"/>
         </w:rPr>
       </w:pPr>
-      <w:proofErr w:type="gramStart"/>
-      <w:r>
-        <w:rPr>
-          <w:b/>
-        </w:rPr>
-        <w:t>Linked[</w:t>
-      </w:r>
-      <w:proofErr w:type="gramEnd"/>
-      <w:r>
-        <w:rPr>
-          <w:b/>
-        </w:rPr>
-        <w:t>In]:</w:t>
+      <w:r>
+        <w:rPr>
+          <w:b/>
+        </w:rPr>
+        <w:t>LinkedIn:</w:t>
       </w:r>
       <w:hyperlink r:id="rId7" w:history="1">
         <w:r>
@@ -290,15 +253,14 @@
           <w:b/>
           <w:color w:val="70AD47"/>
         </w:rPr>
-        <w:t xml:space="preserve"> </w:t>
-      </w:r>
-      <w:proofErr w:type="spellStart"/>
+        <w:t xml:space="preserve"> the</w:t>
+      </w:r>
       <w:r>
         <w:rPr>
           <w:b/>
           <w:color w:val="70AD47"/>
         </w:rPr>
-        <w:t>the’</w:t>
+        <w:t xml:space="preserve"> </w:t>
       </w:r>
       <w:r>
         <w:rPr>
@@ -306,14 +268,6 @@
           <w:color w:val="70AD47"/>
         </w:rPr>
         <w:t>stack</w:t>
-      </w:r>
-      <w:proofErr w:type="spellEnd"/>
-      <w:r>
-        <w:rPr>
-          <w:b/>
-          <w:color w:val="70AD47"/>
-        </w:rPr>
-        <w:t>//</w:t>
       </w:r>
     </w:p>
     <w:p>
@@ -482,6 +436,7 @@
         </w:rPr>
         <w:t>:</w:t>
       </w:r>
+      <w:proofErr w:type="spellStart"/>
       <w:r>
         <w:rPr>
           <w:color w:val="000000"/>
@@ -490,13 +445,14 @@
         </w:rPr>
         <w:t>Github</w:t>
       </w:r>
-      <w:r>
-        <w:rPr>
-          <w:color w:val="000000"/>
-          <w:sz w:val="23"/>
-          <w:szCs w:val="23"/>
-        </w:rPr>
-        <w:t>-</w:t>
+      <w:proofErr w:type="spellEnd"/>
+      <w:r>
+        <w:rPr>
+          <w:color w:val="000000"/>
+          <w:sz w:val="23"/>
+          <w:szCs w:val="23"/>
+        </w:rPr>
+        <w:t xml:space="preserve">, </w:t>
       </w:r>
       <w:r>
         <w:rPr>
@@ -512,7 +468,7 @@
           <w:sz w:val="23"/>
           <w:szCs w:val="23"/>
         </w:rPr>
-        <w:t>-</w:t>
+        <w:t xml:space="preserve">, </w:t>
       </w:r>
       <w:r>
         <w:rPr>
@@ -528,23 +484,7 @@
           <w:sz w:val="23"/>
           <w:szCs w:val="23"/>
         </w:rPr>
-        <w:t>-</w:t>
-      </w:r>
-      <w:r>
-        <w:rPr>
-          <w:color w:val="000000"/>
-          <w:sz w:val="23"/>
-          <w:szCs w:val="23"/>
-        </w:rPr>
-        <w:t>and</w:t>
-      </w:r>
-      <w:r>
-        <w:rPr>
-          <w:color w:val="000000"/>
-          <w:sz w:val="23"/>
-          <w:szCs w:val="23"/>
-        </w:rPr>
-        <w:t>-</w:t>
+        <w:t xml:space="preserve">, </w:t>
       </w:r>
       <w:r>
         <w:rPr>
@@ -560,7 +500,23 @@
           <w:sz w:val="23"/>
           <w:szCs w:val="23"/>
         </w:rPr>
-        <w:t>:JSON</w:t>
+        <w:t xml:space="preserve"> and </w:t>
+      </w:r>
+      <w:r>
+        <w:rPr>
+          <w:color w:val="000000"/>
+          <w:sz w:val="23"/>
+          <w:szCs w:val="23"/>
+        </w:rPr>
+        <w:t>JSON</w:t>
+      </w:r>
+      <w:r>
+        <w:rPr>
+          <w:color w:val="000000"/>
+          <w:sz w:val="23"/>
+          <w:szCs w:val="23"/>
+        </w:rPr>
+        <w:t>.</w:t>
       </w:r>
     </w:p>
     <w:p>
@@ -604,7 +560,7 @@
           <w:sz w:val="23"/>
           <w:szCs w:val="23"/>
         </w:rPr>
-        <w:t>MicrosoftVisualStudio</w:t>
+        <w:t>Microsoft</w:t>
       </w:r>
       <w:proofErr w:type="spellEnd"/>
       <w:proofErr w:type="gramEnd"/>
@@ -614,7 +570,111 @@
           <w:sz w:val="23"/>
           <w:szCs w:val="23"/>
         </w:rPr>
-        <w:t>—</w:t>
+        <w:t xml:space="preserve"> </w:t>
+      </w:r>
+      <w:r>
+        <w:rPr>
+          <w:color w:val="000000"/>
+          <w:sz w:val="23"/>
+          <w:szCs w:val="23"/>
+        </w:rPr>
+        <w:t>Visual</w:t>
+      </w:r>
+      <w:r>
+        <w:rPr>
+          <w:color w:val="000000"/>
+          <w:sz w:val="23"/>
+          <w:szCs w:val="23"/>
+        </w:rPr>
+        <w:t xml:space="preserve"> </w:t>
+      </w:r>
+      <w:r>
+        <w:rPr>
+          <w:color w:val="000000"/>
+          <w:sz w:val="23"/>
+          <w:szCs w:val="23"/>
+        </w:rPr>
+        <w:t>Studio</w:t>
+      </w:r>
+      <w:r>
+        <w:rPr>
+          <w:color w:val="000000"/>
+          <w:sz w:val="23"/>
+          <w:szCs w:val="23"/>
+        </w:rPr>
+        <w:t>—used</w:t>
+      </w:r>
+      <w:r>
+        <w:rPr>
+          <w:color w:val="000000"/>
+          <w:sz w:val="23"/>
+          <w:szCs w:val="23"/>
+        </w:rPr>
+        <w:t xml:space="preserve"> </w:t>
+      </w:r>
+      <w:r>
+        <w:rPr>
+          <w:color w:val="000000"/>
+          <w:sz w:val="23"/>
+          <w:szCs w:val="23"/>
+        </w:rPr>
+        <w:t>Unity, Android</w:t>
+      </w:r>
+      <w:r>
+        <w:rPr>
+          <w:color w:val="000000"/>
+          <w:sz w:val="23"/>
+          <w:szCs w:val="23"/>
+        </w:rPr>
+        <w:t xml:space="preserve"> </w:t>
+      </w:r>
+      <w:r>
+        <w:rPr>
+          <w:color w:val="000000"/>
+          <w:sz w:val="23"/>
+          <w:szCs w:val="23"/>
+        </w:rPr>
+        <w:t xml:space="preserve">Studio, </w:t>
+      </w:r>
+      <w:r>
+        <w:rPr>
+          <w:color w:val="000000"/>
+          <w:sz w:val="23"/>
+          <w:szCs w:val="23"/>
+        </w:rPr>
+        <w:t>studio</w:t>
+      </w:r>
+      <w:r>
+        <w:rPr>
+          <w:color w:val="000000"/>
+          <w:sz w:val="23"/>
+          <w:szCs w:val="23"/>
+        </w:rPr>
+        <w:t xml:space="preserve"> </w:t>
+      </w:r>
+      <w:r>
+        <w:rPr>
+          <w:color w:val="000000"/>
+          <w:sz w:val="23"/>
+          <w:szCs w:val="23"/>
+        </w:rPr>
+        <w:t>Eclipse</w:t>
+      </w:r>
+      <w:r>
+        <w:rPr>
+          <w:color w:val="000000"/>
+          <w:sz w:val="23"/>
+          <w:szCs w:val="23"/>
+        </w:rPr>
+        <w:t xml:space="preserve"> and</w:t>
+      </w:r>
+      <w:r>
+        <w:rPr>
+          <w:color w:val="000000"/>
+          <w:sz w:val="23"/>
+          <w:szCs w:val="23"/>
+        </w:rPr>
+        <w:t xml:space="preserve"> </w:t>
       </w:r>
       <w:proofErr w:type="spellStart"/>
       <w:r>
@@ -623,15 +683,7 @@
           <w:sz w:val="23"/>
           <w:szCs w:val="23"/>
         </w:rPr>
-        <w:t>used’</w:t>
-      </w:r>
-      <w:r>
-        <w:rPr>
-          <w:color w:val="000000"/>
-          <w:sz w:val="23"/>
-          <w:szCs w:val="23"/>
-        </w:rPr>
-        <w:t>Unity</w:t>
+        <w:t>jGrasp</w:t>
       </w:r>
       <w:proofErr w:type="spellEnd"/>
       <w:r>
@@ -640,62 +692,8 @@
           <w:sz w:val="23"/>
           <w:szCs w:val="23"/>
         </w:rPr>
-        <w:t xml:space="preserve">, </w:t>
-      </w:r>
-      <w:proofErr w:type="spellStart"/>
-      <w:r>
-        <w:rPr>
-          <w:color w:val="000000"/>
-          <w:sz w:val="23"/>
-          <w:szCs w:val="23"/>
-        </w:rPr>
-        <w:t>AndroidStudio</w:t>
-      </w:r>
-      <w:proofErr w:type="spellEnd"/>
-      <w:r>
-        <w:rPr>
-          <w:color w:val="000000"/>
-          <w:sz w:val="23"/>
-          <w:szCs w:val="23"/>
-        </w:rPr>
-        <w:t xml:space="preserve">, </w:t>
-      </w:r>
-      <w:proofErr w:type="spellStart"/>
-      <w:r>
-        <w:rPr>
-          <w:color w:val="000000"/>
-          <w:sz w:val="23"/>
-          <w:szCs w:val="23"/>
-        </w:rPr>
-        <w:t>studio</w:t>
-      </w:r>
-      <w:r>
-        <w:rPr>
-          <w:color w:val="000000"/>
-          <w:sz w:val="23"/>
-          <w:szCs w:val="23"/>
-        </w:rPr>
-        <w:t>Eclipse</w:t>
-      </w:r>
-      <w:proofErr w:type="spellEnd"/>
-      <w:r>
-        <w:rPr>
-          <w:color w:val="000000"/>
-          <w:sz w:val="23"/>
-          <w:szCs w:val="23"/>
-        </w:rPr>
-        <w:t xml:space="preserve">, </w:t>
-      </w:r>
-      <w:proofErr w:type="spellStart"/>
-      <w:r>
-        <w:rPr>
-          <w:color w:val="000000"/>
-          <w:sz w:val="23"/>
-          <w:szCs w:val="23"/>
-        </w:rPr>
-        <w:t>jGrasp</w:t>
-      </w:r>
-      <w:proofErr w:type="spellEnd"/>
+        <w:t>.</w:t>
+      </w:r>
     </w:p>
     <w:p>
       <w:pPr>
@@ -761,6 +759,8 @@
       </w:r>
       <w:r>
         <w:rPr>
+          <w:b/>
+          <w:bCs/>
           <w:color w:val="000000"/>
           <w:sz w:val="23"/>
           <w:szCs w:val="23"/>
@@ -769,6 +769,16 @@
       </w:r>
       <w:r>
         <w:rPr>
+          <w:b/>
+          <w:bCs/>
+          <w:color w:val="000000"/>
+          <w:sz w:val="23"/>
+          <w:szCs w:val="23"/>
+        </w:rPr>
+        <w:t xml:space="preserve"> </w:t>
+      </w:r>
+      <w:r>
+        <w:rPr>
           <w:color w:val="000000"/>
           <w:sz w:val="23"/>
           <w:szCs w:val="23"/>
@@ -777,8 +787,6 @@
       </w:r>
       <w:r>
         <w:rPr>
-          <w:b/>
-          <w:bCs/>
           <w:color w:val="000000"/>
           <w:sz w:val="23"/>
           <w:szCs w:val="23"/>
@@ -799,25 +807,43 @@
           <w:sz w:val="23"/>
           <w:szCs w:val="23"/>
         </w:rPr>
-        <w:t>, Windows</w:t>
-      </w:r>
-      <w:r>
-        <w:rPr>
-          <w:color w:val="000000"/>
-          <w:sz w:val="23"/>
-          <w:szCs w:val="23"/>
-        </w:rPr>
-        <w:t>(XP a</w:t>
-      </w:r>
-      <w:r>
-        <w:rPr>
-          <w:b/>
-          <w:bCs/>
-          <w:color w:val="000000"/>
-          <w:sz w:val="23"/>
-          <w:szCs w:val="23"/>
-        </w:rPr>
-        <w:t>nd Up’</w:t>
+        <w:t xml:space="preserve">, </w:t>
+      </w:r>
+      <w:r>
+        <w:rPr>
+          <w:b/>
+          <w:bCs/>
+          <w:color w:val="000000"/>
+          <w:sz w:val="23"/>
+          <w:szCs w:val="23"/>
+        </w:rPr>
+        <w:t>Windows</w:t>
+      </w:r>
+      <w:r>
+        <w:rPr>
+          <w:b/>
+          <w:bCs/>
+          <w:color w:val="000000"/>
+          <w:sz w:val="23"/>
+          <w:szCs w:val="23"/>
+        </w:rPr>
+        <w:t xml:space="preserve"> </w:t>
+      </w:r>
+      <w:r>
+        <w:rPr>
+          <w:color w:val="000000"/>
+          <w:sz w:val="23"/>
+          <w:szCs w:val="23"/>
+        </w:rPr>
+        <w:t>(</w:t>
+      </w:r>
+      <w:r>
+        <w:rPr>
+          <w:color w:val="000000"/>
+          <w:sz w:val="23"/>
+          <w:szCs w:val="23"/>
+        </w:rPr>
+        <w:t>XP and Up’</w:t>
       </w:r>
       <w:r>
         <w:rPr>
@@ -833,6 +859,14 @@
           <w:sz w:val="23"/>
           <w:szCs w:val="23"/>
         </w:rPr>
+        <w:t xml:space="preserve"> and </w:t>
+      </w:r>
+      <w:r>
+        <w:rPr>
+          <w:color w:val="000000"/>
+          <w:sz w:val="23"/>
+          <w:szCs w:val="23"/>
+        </w:rPr>
         <w:t>Linux</w:t>
       </w:r>
       <w:r>
@@ -841,6 +875,14 @@
           <w:sz w:val="23"/>
           <w:szCs w:val="23"/>
         </w:rPr>
+        <w:t xml:space="preserve"> </w:t>
+      </w:r>
+      <w:r>
+        <w:rPr>
+          <w:color w:val="000000"/>
+          <w:sz w:val="23"/>
+          <w:szCs w:val="23"/>
+        </w:rPr>
         <w:t>(</w:t>
       </w:r>
       <w:proofErr w:type="spellStart"/>
@@ -895,7 +937,7 @@
           <w:b/>
           <w:color w:val="70AD47"/>
         </w:rPr>
-        <w:t>//Education//</w:t>
+        <w:t>//Education</w:t>
       </w:r>
     </w:p>
     <w:p>
@@ -1066,14 +1108,7 @@
           <w:b/>
           <w:color w:val="70AD47"/>
         </w:rPr>
-        <w:t>//Test-driven-development of a mobile-application experience//</w:t>
-      </w:r>
-      <w:r>
-        <w:rPr>
-          <w:b/>
-          <w:color w:val="70AD47"/>
-        </w:rPr>
-        <w:t>’</w:t>
+        <w:t>//Test-driven-development of a mobile-application experience</w:t>
       </w:r>
     </w:p>
     <w:p>
@@ -1151,7 +1186,7 @@
         <w:rPr>
           <w:b/>
         </w:rPr>
-        <w:t xml:space="preserve"> to Microsoft Azure’</w:t>
+        <w:t xml:space="preserve"> to Microsoft Azure</w:t>
       </w:r>
       <w:r>
         <w:rPr>
@@ -1340,20 +1375,32 @@
         <w:t xml:space="preserve"> UI</w:t>
       </w:r>
       <w:r>
-        <w:t>&gt;</w:t>
-      </w:r>
-    </w:p>
-    <w:p>
-      <w:pPr>
-        <w:rPr>
-          <w:b/>
-        </w:rPr>
-      </w:pPr>
-      <w:r>
-        <w:rPr>
-          <w:b/>
-        </w:rPr>
-        <w:t>Teambuilding</w:t>
+        <w:t>.</w:t>
+      </w:r>
+    </w:p>
+    <w:p>
+      <w:pPr>
+        <w:rPr>
+          <w:b/>
+        </w:rPr>
+      </w:pPr>
+      <w:r>
+        <w:rPr>
+          <w:b/>
+        </w:rPr>
+        <w:t>Team</w:t>
+      </w:r>
+      <w:r>
+        <w:rPr>
+          <w:b/>
+        </w:rPr>
+        <w:t xml:space="preserve"> </w:t>
+      </w:r>
+      <w:r>
+        <w:rPr>
+          <w:b/>
+        </w:rPr>
+        <w:t>building</w:t>
       </w:r>
       <w:r>
         <w:rPr>
@@ -1474,7 +1521,13 @@
         <w:t xml:space="preserve"> setup</w:t>
       </w:r>
       <w:r>
-        <w:t>s/purchases</w:t>
+        <w:t>s</w:t>
+      </w:r>
+      <w:r>
+        <w:t xml:space="preserve"> and </w:t>
+      </w:r>
+      <w:r>
+        <w:t>purchases</w:t>
       </w:r>
       <w:r>
         <w:t xml:space="preserve"> for iOS devices.</w:t>
@@ -1529,27 +1582,38 @@
       <w:r>
         <w:t xml:space="preserve">with </w:t>
       </w:r>
-      <w:r>
-        <w:t xml:space="preserve">thee </w:t>
+      <w:proofErr w:type="gramStart"/>
+      <w:r>
+        <w:t>thee</w:t>
+      </w:r>
+      <w:proofErr w:type="gramEnd"/>
+      <w:r>
+        <w:t xml:space="preserve"> </w:t>
+      </w:r>
+      <w:r>
+        <w:t>online</w:t>
+      </w:r>
+      <w:r>
+        <w:t xml:space="preserve"> </w:t>
+      </w:r>
+      <w:r>
+        <w:t xml:space="preserve">poker </w:t>
       </w:r>
       <w:proofErr w:type="spellStart"/>
       <w:r>
-        <w:t>online’poker</w:t>
+        <w:t>gameplay</w:t>
       </w:r>
       <w:proofErr w:type="spellEnd"/>
       <w:r>
-        <w:t xml:space="preserve"> </w:t>
-      </w:r>
-      <w:proofErr w:type="spellStart"/>
-      <w:r>
-        <w:t>gameplay</w:t>
-      </w:r>
-      <w:proofErr w:type="spellEnd"/>
-      <w:r>
         <w:t>.</w:t>
       </w:r>
     </w:p>
     <w:p>
+      <w:pPr>
+        <w:rPr>
+          <w:b/>
+        </w:rPr>
+      </w:pPr>
       <w:r>
         <w:rPr>
           <w:b/>
@@ -1560,34 +1624,62 @@
         <w:rPr>
           <w:b/>
         </w:rPr>
-        <w:t>Websites.</w:t>
-      </w:r>
-      <w:r>
-        <w:rPr>
-          <w:b/>
-        </w:rPr>
-        <w:t xml:space="preserve"> </w:t>
-      </w:r>
-      <w:r>
-        <w:rPr>
-          <w:b/>
-        </w:rPr>
-        <w:t>Signed ’N{D}A</w:t>
-      </w:r>
-      <w:r>
-        <w:rPr>
-          <w:b/>
-        </w:rPr>
-        <w:t xml:space="preserve"> for private company then </w:t>
-      </w:r>
-      <w:proofErr w:type="spellStart"/>
-      <w:r>
-        <w:rPr>
-          <w:b/>
-        </w:rPr>
-        <w:t>let’go</w:t>
-      </w:r>
-      <w:proofErr w:type="spellEnd"/>
+        <w:t>coding project w</w:t>
+      </w:r>
+      <w:r>
+        <w:rPr>
+          <w:b/>
+        </w:rPr>
+        <w:t>ebsites.</w:t>
+      </w:r>
+      <w:r>
+        <w:rPr>
+          <w:b/>
+        </w:rPr>
+        <w:t xml:space="preserve"> </w:t>
+      </w:r>
+    </w:p>
+    <w:p>
+      <w:r>
+        <w:rPr>
+          <w:b/>
+        </w:rPr>
+        <w:t xml:space="preserve">  </w:t>
+      </w:r>
+      <w:r>
+        <w:rPr>
+          <w:b/>
+        </w:rPr>
+        <w:t>-</w:t>
+      </w:r>
+      <w:r>
+        <w:t>Privacy policy and terms of service.</w:t>
+      </w:r>
+    </w:p>
+    <w:p>
+      <w:r>
+        <w:rPr>
+          <w:b/>
+        </w:rPr>
+        <w:t xml:space="preserve">  </w:t>
+      </w:r>
+      <w:r>
+        <w:rPr>
+          <w:b/>
+        </w:rPr>
+        <w:t>-</w:t>
+      </w:r>
+      <w:r>
+        <w:t>FAQ, certifications and legalities web pages.</w:t>
+      </w:r>
+    </w:p>
+    <w:p>
+      <w:r>
+        <w:rPr>
+          <w:b/>
+        </w:rPr>
+        <w:t>Daily administration</w:t>
+      </w:r>
       <w:r>
         <w:rPr>
           <w:b/>
@@ -1600,56 +1692,10 @@
         <w:rPr>
           <w:b/>
         </w:rPr>
-        <w:t xml:space="preserve">  </w:t>
-      </w:r>
-      <w:r>
-        <w:rPr>
-          <w:b/>
-        </w:rPr>
-        <w:t>//’</w:t>
-      </w:r>
-      <w:r>
-        <w:t>Privacy policy and terms of service.</w:t>
-      </w:r>
-    </w:p>
-    <w:p>
-      <w:r>
-        <w:rPr>
-          <w:b/>
-        </w:rPr>
-        <w:t xml:space="preserve">  </w:t>
-      </w:r>
-      <w:r>
-        <w:rPr>
-          <w:b/>
-        </w:rPr>
-        <w:t>//’</w:t>
-      </w:r>
-      <w:r>
-        <w:t>FAQ, certifications and legalities web pages.</w:t>
-      </w:r>
-    </w:p>
-    <w:p>
-      <w:r>
-        <w:rPr>
-          <w:b/>
-        </w:rPr>
-        <w:t>Daily administration</w:t>
-      </w:r>
-      <w:r>
-        <w:rPr>
-          <w:b/>
-        </w:rPr>
-        <w:t>.</w:t>
-      </w:r>
-    </w:p>
-    <w:p>
-      <w:pPr>
-        <w:rPr>
-          <w:b/>
-        </w:rPr>
-      </w:pPr>
-    </w:p>
+        <w:t>Signed NDA for private company then let go as a contract worker.</w:t>
+      </w:r>
+    </w:p>
+    <w:p/>
     <w:p>
       <w:pPr>
         <w:rPr>
@@ -1661,12 +1707,6 @@
           <w:color w:val="70AD47"/>
         </w:rPr>
         <w:t>//Personal Websites:</w:t>
-      </w:r>
-      <w:r>
-        <w:rPr>
-          <w:color w:val="70AD47"/>
-        </w:rPr>
-        <w:t>//’Personal Portfolio</w:t>
       </w:r>
     </w:p>
     <w:p>
@@ -1860,7 +1900,6 @@
           <w:b/>
           <w:bCs/>
         </w:rPr>
-        <w:lastRenderedPageBreak/>
         <w:t>Shaun McGovern</w:t>
       </w:r>
     </w:p>
@@ -1960,7 +1999,14 @@
           <w:b/>
           <w:bCs/>
         </w:rPr>
-        <w:t>’{SRO}</w:t>
+        <w:t xml:space="preserve"> </w:t>
+      </w:r>
+      <w:r>
+        <w:rPr>
+          <w:b/>
+          <w:bCs/>
+        </w:rPr>
+        <w:t>SRO</w:t>
       </w:r>
       <w:r>
         <w:rPr>
@@ -2156,7 +2202,21 @@
           <w:b/>
           <w:bCs/>
         </w:rPr>
-        <w:t xml:space="preserve">Bartender, </w:t>
+        <w:t>Bartender, Door</w:t>
+      </w:r>
+      <w:r>
+        <w:rPr>
+          <w:b/>
+          <w:bCs/>
+        </w:rPr>
+        <w:t xml:space="preserve"> </w:t>
+      </w:r>
+      <w:r>
+        <w:rPr>
+          <w:b/>
+          <w:bCs/>
+        </w:rPr>
+        <w:t xml:space="preserve">Man, </w:t>
       </w:r>
       <w:proofErr w:type="spellStart"/>
       <w:r>
@@ -2164,7 +2224,21 @@
           <w:b/>
           <w:bCs/>
         </w:rPr>
-        <w:t>DoorMan</w:t>
+        <w:t>Bar</w:t>
+      </w:r>
+      <w:r>
+        <w:rPr>
+          <w:b/>
+          <w:bCs/>
+        </w:rPr>
+        <w:t>B</w:t>
+      </w:r>
+      <w:r>
+        <w:rPr>
+          <w:b/>
+          <w:bCs/>
+        </w:rPr>
+        <w:t>ack</w:t>
       </w:r>
       <w:proofErr w:type="spellEnd"/>
       <w:r>
@@ -2172,36 +2246,6 @@
           <w:b/>
           <w:bCs/>
         </w:rPr>
-        <w:t xml:space="preserve">, </w:t>
-      </w:r>
-      <w:proofErr w:type="spellStart"/>
-      <w:r>
-        <w:rPr>
-          <w:b/>
-          <w:bCs/>
-        </w:rPr>
-        <w:t>Bar</w:t>
-      </w:r>
-      <w:r>
-        <w:rPr>
-          <w:b/>
-          <w:bCs/>
-        </w:rPr>
-        <w:t>B</w:t>
-      </w:r>
-      <w:r>
-        <w:rPr>
-          <w:b/>
-          <w:bCs/>
-        </w:rPr>
-        <w:t>ack</w:t>
-      </w:r>
-      <w:proofErr w:type="spellEnd"/>
-      <w:r>
-        <w:rPr>
-          <w:b/>
-          <w:bCs/>
-        </w:rPr>
         <w:t>, Bus</w:t>
       </w:r>
       <w:r>
@@ -2209,14 +2253,7 @@
           <w:b/>
           <w:bCs/>
         </w:rPr>
-        <w:t>/</w:t>
-      </w:r>
-      <w:r>
-        <w:rPr>
-          <w:b/>
-          <w:bCs/>
-        </w:rPr>
-        <w:t>boy</w:t>
+        <w:t>ser</w:t>
       </w:r>
       <w:r>
         <w:rPr>
@@ -2237,39 +2274,36 @@
           <w:b/>
           <w:bCs/>
         </w:rPr>
-        <w:t xml:space="preserve">washer, </w:t>
-      </w:r>
-      <w:proofErr w:type="spellStart"/>
-      <w:r>
-        <w:rPr>
-          <w:b/>
-          <w:bCs/>
-        </w:rPr>
-        <w:t>UtilityMan</w:t>
-      </w:r>
-      <w:proofErr w:type="spellEnd"/>
-    </w:p>
-    <w:p>
-      <w:pPr>
-        <w:rPr>
-          <w:b/>
-          <w:bCs/>
-        </w:rPr>
-      </w:pPr>
-      <w:r>
-        <w:rPr>
-          <w:b/>
-          <w:bCs/>
-        </w:rPr>
-        <w:t xml:space="preserve">Chicago, </w:t>
-      </w:r>
-      <w:proofErr w:type="gramStart"/>
-      <w:r>
-        <w:rPr>
-          <w:b/>
-          <w:bCs/>
-        </w:rPr>
-        <w:t>I</w:t>
+        <w:t>washer, Utility</w:t>
+      </w:r>
+      <w:r>
+        <w:rPr>
+          <w:b/>
+          <w:bCs/>
+        </w:rPr>
+        <w:t xml:space="preserve"> </w:t>
+      </w:r>
+      <w:r>
+        <w:rPr>
+          <w:b/>
+          <w:bCs/>
+        </w:rPr>
+        <w:t>Man</w:t>
+      </w:r>
+    </w:p>
+    <w:p>
+      <w:pPr>
+        <w:rPr>
+          <w:b/>
+          <w:bCs/>
+        </w:rPr>
+      </w:pPr>
+      <w:r>
+        <w:rPr>
+          <w:b/>
+          <w:bCs/>
+        </w:rPr>
+        <w:t>Chicago, I</w:t>
       </w:r>
       <w:r>
         <w:rPr>
@@ -2283,9 +2317,15 @@
           <w:b/>
           <w:bCs/>
         </w:rPr>
+        <w:t xml:space="preserve"> - </w:t>
+      </w:r>
+      <w:r>
+        <w:rPr>
+          <w:b/>
+          <w:bCs/>
+        </w:rPr>
         <w:t>(</w:t>
       </w:r>
-      <w:proofErr w:type="gramEnd"/>
       <w:r>
         <w:rPr>
           <w:b/>
@@ -2305,28 +2345,25 @@
           <w:numId w:val="1"/>
         </w:numPr>
       </w:pPr>
+      <w:r>
+        <w:t>Levy Restaurants</w:t>
+      </w:r>
       <w:proofErr w:type="gramStart"/>
       <w:r>
-        <w:t>::</w:t>
+        <w:t>—</w:t>
+      </w:r>
+      <w:r>
+        <w:t>(</w:t>
       </w:r>
       <w:proofErr w:type="gramEnd"/>
       <w:r>
-        <w:t>Levy</w:t>
-      </w:r>
-      <w:r>
-        <w:t>’{Levy}</w:t>
-      </w:r>
-      <w:r>
-        <w:t xml:space="preserve"> Restaurants</w:t>
-      </w:r>
-      <w:r>
-        <w:t>—{</w:t>
-      </w:r>
-      <w:r>
         <w:t>Oak Street</w:t>
       </w:r>
       <w:r>
-        <w:t xml:space="preserve"> Beach and Café},</w:t>
+        <w:t xml:space="preserve"> Beach and Café</w:t>
+      </w:r>
+      <w:r>
+        <w:t>)</w:t>
       </w:r>
     </w:p>
     <w:p>
@@ -2379,9 +2416,6 @@
       </w:r>
       <w:r>
         <w:t>)</w:t>
-      </w:r>
-      <w:r>
-        <w:t>,</w:t>
       </w:r>
     </w:p>
     <w:p>
@@ -2511,21 +2545,19 @@
         <w:rPr>
           <w:bCs/>
         </w:rPr>
-        <w:t xml:space="preserve">01/2011 – Present </w:t>
-      </w:r>
-      <w:proofErr w:type="gramStart"/>
-      <w:r>
-        <w:rPr>
-          <w:bCs/>
-        </w:rPr>
-        <w:t>Day(</w:t>
-      </w:r>
-      <w:proofErr w:type="gramEnd"/>
-      <w:r>
-        <w:rPr>
-          <w:bCs/>
-        </w:rPr>
-        <w:t>During my Associates of Science</w:t>
+        <w:t>01/2011 – Present Day</w:t>
+      </w:r>
+      <w:r>
+        <w:rPr>
+          <w:bCs/>
+        </w:rPr>
+        <w:t xml:space="preserve"> </w:t>
+      </w:r>
+      <w:r>
+        <w:rPr>
+          <w:bCs/>
+        </w:rPr>
+        <w:t>(During my Associates of Science</w:t>
       </w:r>
       <w:r>
         <w:rPr>
@@ -2541,7 +2573,6 @@
           <w:bCs/>
         </w:rPr>
       </w:pPr>
-      <w:proofErr w:type="spellStart"/>
       <w:r>
         <w:rPr>
           <w:bCs/>
@@ -2552,20 +2583,25 @@
         <w:rPr>
           <w:bCs/>
         </w:rPr>
+        <w:t xml:space="preserve"> </w:t>
+      </w:r>
+      <w:r>
+        <w:rPr>
+          <w:bCs/>
+        </w:rPr>
         <w:t>d</w:t>
       </w:r>
       <w:r>
         <w:rPr>
           <w:bCs/>
         </w:rPr>
-        <w:t>river</w:t>
-      </w:r>
-      <w:proofErr w:type="spellEnd"/>
-      <w:r>
-        <w:rPr>
-          <w:bCs/>
-        </w:rPr>
-        <w:t>, Manager, Pizza</w:t>
+        <w:t>river, Manager, Pizza</w:t>
+      </w:r>
+      <w:r>
+        <w:rPr>
+          <w:bCs/>
+        </w:rPr>
+        <w:t xml:space="preserve"> </w:t>
       </w:r>
       <w:r>
         <w:rPr>
@@ -2589,7 +2625,7 @@
         <w:rPr>
           <w:bCs/>
         </w:rPr>
-        <w:t>Service and Dishwasher.</w:t>
+        <w:t>Service and Dishwasher</w:t>
       </w:r>
     </w:p>
     <w:p>
@@ -2603,7 +2639,19 @@
         <w:rPr>
           <w:bCs/>
         </w:rPr>
-        <w:t>(Put in my 2’week notice</w:t>
+        <w:t xml:space="preserve">(Put in my </w:t>
+      </w:r>
+      <w:r>
+        <w:rPr>
+          <w:bCs/>
+        </w:rPr>
+        <w:t xml:space="preserve">two </w:t>
+      </w:r>
+      <w:r>
+        <w:rPr>
+          <w:bCs/>
+        </w:rPr>
+        <w:t>week notice</w:t>
       </w:r>
       <w:r>
         <w:rPr>

--- a/[Foca(s)'TheFocaVault{TheVault(2'(wo)).AA}PP]/{ABSTRACTWORK}/{LANDLORD}SETUP/LiquiiiiidResumePLT.docx
+++ b/[Foca(s)'TheFocaVault{TheVault(2'(wo)).AA}PP]/{ABSTRACTWORK}/{LANDLORD}SETUP/LiquiiiiidResumePLT.docx
@@ -128,21 +128,18 @@
           <w:rStyle w:val="Hyperlink"/>
         </w:rPr>
       </w:pPr>
-      <w:proofErr w:type="spellStart"/>
       <w:r>
         <w:rPr>
           <w:b/>
         </w:rPr>
         <w:t>Github</w:t>
       </w:r>
-      <w:proofErr w:type="spellEnd"/>
-      <w:r>
-        <w:rPr>
-          <w:b/>
-        </w:rPr>
-        <w:t xml:space="preserve"> </w:t>
-      </w:r>
-      <w:proofErr w:type="spellStart"/>
+      <w:r>
+        <w:rPr>
+          <w:b/>
+        </w:rPr>
+        <w:t xml:space="preserve"> </w:t>
+      </w:r>
       <w:r>
         <w:rPr>
           <w:b/>
@@ -160,23 +157,8 @@
           <w:rPr>
             <w:rStyle w:val="Hyperlink"/>
           </w:rPr>
-          <w:t>https</w:t>
+          <w:t>https://github.com/shauntmcgovern</w:t>
         </w:r>
-        <w:proofErr w:type="spellEnd"/>
-        <w:r>
-          <w:rPr>
-            <w:rStyle w:val="Hyperlink"/>
-          </w:rPr>
-          <w:t>://github.com/</w:t>
-        </w:r>
-        <w:proofErr w:type="spellStart"/>
-        <w:r>
-          <w:rPr>
-            <w:rStyle w:val="Hyperlink"/>
-          </w:rPr>
-          <w:t>shauntmcgovern</w:t>
-        </w:r>
-        <w:proofErr w:type="spellEnd"/>
       </w:hyperlink>
       <w:r>
         <w:rPr>
@@ -288,19 +270,17 @@
         </w:rPr>
         <w:t xml:space="preserve">Programming </w:t>
       </w:r>
-      <w:proofErr w:type="gramStart"/>
-      <w:r>
-        <w:rPr>
-          <w:b/>
-        </w:rPr>
-        <w:t>Languages( )</w:t>
-      </w:r>
-      <w:proofErr w:type="gramEnd"/>
-      <w:r>
-        <w:rPr>
-          <w:b/>
-        </w:rPr>
-        <w:t>:</w:t>
+      <w:r>
+        <w:rPr>
+          <w:b/>
+        </w:rPr>
+        <w:t>Languages:</w:t>
+      </w:r>
+      <w:r>
+        <w:rPr>
+          <w:b/>
+        </w:rPr>
+        <w:t xml:space="preserve"> </w:t>
       </w:r>
       <w:r>
         <w:t>C#</w:t>
@@ -343,27 +323,16 @@
           <w:sz w:val="23"/>
           <w:szCs w:val="23"/>
         </w:rPr>
-        <w:t xml:space="preserve">- Databases </w:t>
-      </w:r>
-      <w:proofErr w:type="gramStart"/>
-      <w:r>
-        <w:rPr>
-          <w:b/>
-          <w:color w:val="000000"/>
-          <w:sz w:val="23"/>
-          <w:szCs w:val="23"/>
-        </w:rPr>
-        <w:t>[ ]</w:t>
-      </w:r>
-      <w:proofErr w:type="gramEnd"/>
-      <w:r>
-        <w:rPr>
-          <w:b/>
-          <w:color w:val="000000"/>
-          <w:sz w:val="23"/>
-          <w:szCs w:val="23"/>
-        </w:rPr>
-        <w:t>[ ]:</w:t>
+        <w:t>- Databases:</w:t>
+      </w:r>
+      <w:r>
+        <w:rPr>
+          <w:b/>
+          <w:color w:val="000000"/>
+          <w:sz w:val="23"/>
+          <w:szCs w:val="23"/>
+        </w:rPr>
+        <w:t xml:space="preserve"> </w:t>
       </w:r>
       <w:r>
         <w:rPr>
@@ -396,47 +365,17 @@
           <w:sz w:val="23"/>
           <w:szCs w:val="23"/>
         </w:rPr>
-        <w:t xml:space="preserve">- </w:t>
-      </w:r>
-      <w:proofErr w:type="gramStart"/>
-      <w:r>
-        <w:rPr>
-          <w:b/>
-          <w:color w:val="000000"/>
-          <w:sz w:val="23"/>
-          <w:szCs w:val="23"/>
-        </w:rPr>
-        <w:t>Web</w:t>
-      </w:r>
-      <w:r>
-        <w:rPr>
-          <w:b/>
-          <w:color w:val="000000"/>
-          <w:sz w:val="23"/>
-          <w:szCs w:val="23"/>
-        </w:rPr>
-        <w:t>[</w:t>
-      </w:r>
-      <w:proofErr w:type="gramEnd"/>
-      <w:r>
-        <w:rPr>
-          <w:b/>
-          <w:color w:val="000000"/>
-          <w:sz w:val="23"/>
-          <w:szCs w:val="23"/>
-        </w:rPr>
-        <w:t>](/)</w:t>
-      </w:r>
-      <w:r>
-        <w:rPr>
-          <w:b/>
-          <w:color w:val="000000"/>
-          <w:sz w:val="23"/>
-          <w:szCs w:val="23"/>
-        </w:rPr>
-        <w:t>:</w:t>
-      </w:r>
-      <w:proofErr w:type="spellStart"/>
+        <w:t>- Web:</w:t>
+      </w:r>
+      <w:r>
+        <w:rPr>
+          <w:b/>
+          <w:color w:val="000000"/>
+          <w:sz w:val="23"/>
+          <w:szCs w:val="23"/>
+        </w:rPr>
+        <w:t xml:space="preserve"> </w:t>
+      </w:r>
       <w:r>
         <w:rPr>
           <w:color w:val="000000"/>
@@ -445,7 +384,6 @@
         </w:rPr>
         <w:t>Github</w:t>
       </w:r>
-      <w:proofErr w:type="spellEnd"/>
       <w:r>
         <w:rPr>
           <w:color w:val="000000"/>
@@ -541,18 +479,16 @@
           <w:sz w:val="23"/>
           <w:szCs w:val="23"/>
         </w:rPr>
-        <w:t xml:space="preserve">- </w:t>
-      </w:r>
-      <w:proofErr w:type="spellStart"/>
-      <w:proofErr w:type="gramStart"/>
-      <w:r>
-        <w:rPr>
-          <w:b/>
-          <w:color w:val="000000"/>
-          <w:sz w:val="23"/>
-          <w:szCs w:val="23"/>
-        </w:rPr>
-        <w:t>Applications:</w:t>
+        <w:t>- Applications:</w:t>
+      </w:r>
+      <w:r>
+        <w:rPr>
+          <w:b/>
+          <w:color w:val="000000"/>
+          <w:sz w:val="23"/>
+          <w:szCs w:val="23"/>
+        </w:rPr>
+        <w:t xml:space="preserve"> </w:t>
       </w:r>
       <w:r>
         <w:rPr>
@@ -562,8 +498,6 @@
         </w:rPr>
         <w:t>Microsoft</w:t>
       </w:r>
-      <w:proofErr w:type="spellEnd"/>
-      <w:proofErr w:type="gramEnd"/>
       <w:r>
         <w:rPr>
           <w:color w:val="000000"/>
@@ -674,18 +608,8 @@
           <w:sz w:val="23"/>
           <w:szCs w:val="23"/>
         </w:rPr>
-        <w:t xml:space="preserve"> </w:t>
-      </w:r>
-      <w:proofErr w:type="spellStart"/>
-      <w:r>
-        <w:rPr>
-          <w:color w:val="000000"/>
-          <w:sz w:val="23"/>
-          <w:szCs w:val="23"/>
-        </w:rPr>
-        <w:t>jGrasp</w:t>
-      </w:r>
-      <w:proofErr w:type="spellEnd"/>
+        <w:t xml:space="preserve"> jGrasp</w:t>
+      </w:r>
       <w:r>
         <w:rPr>
           <w:color w:val="000000"/>
@@ -717,55 +641,87 @@
           <w:sz w:val="23"/>
           <w:szCs w:val="23"/>
         </w:rPr>
-        <w:t xml:space="preserve">- Operating </w:t>
-      </w:r>
-      <w:proofErr w:type="gramStart"/>
-      <w:r>
-        <w:rPr>
-          <w:b/>
-          <w:color w:val="000000"/>
-          <w:sz w:val="23"/>
-          <w:szCs w:val="23"/>
-        </w:rPr>
-        <w:t>Systems</w:t>
-      </w:r>
-      <w:r>
-        <w:rPr>
-          <w:b/>
+        <w:t>- Operating Systems</w:t>
+      </w:r>
+      <w:r>
+        <w:rPr>
+          <w:b/>
+          <w:color w:val="000000"/>
+          <w:sz w:val="23"/>
+          <w:szCs w:val="23"/>
+        </w:rPr>
+        <w:t>:</w:t>
+      </w:r>
+      <w:r>
+        <w:rPr>
+          <w:b/>
+          <w:color w:val="000000"/>
+          <w:sz w:val="23"/>
+          <w:szCs w:val="23"/>
+        </w:rPr>
+        <w:t xml:space="preserve"> </w:t>
+      </w:r>
+      <w:r>
+        <w:rPr>
+          <w:b/>
+          <w:bCs/>
+          <w:color w:val="000000"/>
+          <w:sz w:val="23"/>
+          <w:szCs w:val="23"/>
+        </w:rPr>
+        <w:t>MacOS</w:t>
+      </w:r>
+      <w:r>
+        <w:rPr>
+          <w:b/>
+          <w:bCs/>
+          <w:color w:val="000000"/>
+          <w:sz w:val="23"/>
+          <w:szCs w:val="23"/>
+        </w:rPr>
+        <w:t xml:space="preserve"> </w:t>
+      </w:r>
+      <w:r>
+        <w:rPr>
           <w:color w:val="000000"/>
           <w:sz w:val="23"/>
           <w:szCs w:val="23"/>
         </w:rPr>
         <w:t>(</w:t>
       </w:r>
-      <w:proofErr w:type="gramEnd"/>
-      <w:r>
-        <w:rPr>
-          <w:b/>
-          <w:color w:val="000000"/>
-          <w:sz w:val="23"/>
-          <w:szCs w:val="23"/>
-        </w:rPr>
-        <w:t>All</w:t>
-      </w:r>
-      <w:r>
-        <w:rPr>
-          <w:b/>
-          <w:color w:val="000000"/>
-          <w:sz w:val="23"/>
-          <w:szCs w:val="23"/>
-        </w:rPr>
-        <w:t>):</w:t>
-      </w:r>
-      <w:r>
-        <w:rPr>
-          <w:b/>
-          <w:bCs/>
-          <w:color w:val="000000"/>
-          <w:sz w:val="23"/>
-          <w:szCs w:val="23"/>
-        </w:rPr>
-        <w:t>MacOS</w:t>
+      <w:r>
+        <w:rPr>
+          <w:color w:val="000000"/>
+          <w:sz w:val="23"/>
+          <w:szCs w:val="23"/>
+        </w:rPr>
+        <w:t>Latest</w:t>
+      </w:r>
+      <w:r>
+        <w:rPr>
+          <w:color w:val="000000"/>
+          <w:sz w:val="23"/>
+          <w:szCs w:val="23"/>
+        </w:rPr>
+        <w:t>)</w:t>
+      </w:r>
+      <w:r>
+        <w:rPr>
+          <w:color w:val="000000"/>
+          <w:sz w:val="23"/>
+          <w:szCs w:val="23"/>
+        </w:rPr>
+        <w:t xml:space="preserve">, </w:t>
+      </w:r>
+      <w:r>
+        <w:rPr>
+          <w:b/>
+          <w:bCs/>
+          <w:color w:val="000000"/>
+          <w:sz w:val="23"/>
+          <w:szCs w:val="23"/>
+        </w:rPr>
+        <w:t>Windows</w:t>
       </w:r>
       <w:r>
         <w:rPr>
@@ -791,7 +747,7 @@
           <w:sz w:val="23"/>
           <w:szCs w:val="23"/>
         </w:rPr>
-        <w:t>Latest</w:t>
+        <w:t>XP and Up’</w:t>
       </w:r>
       <w:r>
         <w:rPr>
@@ -807,58 +763,6 @@
           <w:sz w:val="23"/>
           <w:szCs w:val="23"/>
         </w:rPr>
-        <w:t xml:space="preserve">, </w:t>
-      </w:r>
-      <w:r>
-        <w:rPr>
-          <w:b/>
-          <w:bCs/>
-          <w:color w:val="000000"/>
-          <w:sz w:val="23"/>
-          <w:szCs w:val="23"/>
-        </w:rPr>
-        <w:t>Windows</w:t>
-      </w:r>
-      <w:r>
-        <w:rPr>
-          <w:b/>
-          <w:bCs/>
-          <w:color w:val="000000"/>
-          <w:sz w:val="23"/>
-          <w:szCs w:val="23"/>
-        </w:rPr>
-        <w:t xml:space="preserve"> </w:t>
-      </w:r>
-      <w:r>
-        <w:rPr>
-          <w:color w:val="000000"/>
-          <w:sz w:val="23"/>
-          <w:szCs w:val="23"/>
-        </w:rPr>
-        <w:t>(</w:t>
-      </w:r>
-      <w:r>
-        <w:rPr>
-          <w:color w:val="000000"/>
-          <w:sz w:val="23"/>
-          <w:szCs w:val="23"/>
-        </w:rPr>
-        <w:t>XP and Up’</w:t>
-      </w:r>
-      <w:r>
-        <w:rPr>
-          <w:color w:val="000000"/>
-          <w:sz w:val="23"/>
-          <w:szCs w:val="23"/>
-        </w:rPr>
-        <w:t>)</w:t>
-      </w:r>
-      <w:r>
-        <w:rPr>
-          <w:color w:val="000000"/>
-          <w:sz w:val="23"/>
-          <w:szCs w:val="23"/>
-        </w:rPr>
         <w:t xml:space="preserve"> and </w:t>
       </w:r>
       <w:r>
@@ -883,16 +787,7 @@
           <w:sz w:val="23"/>
           <w:szCs w:val="23"/>
         </w:rPr>
-        <w:t>(</w:t>
-      </w:r>
-      <w:proofErr w:type="spellStart"/>
-      <w:r>
-        <w:rPr>
-          <w:color w:val="000000"/>
-          <w:sz w:val="23"/>
-          <w:szCs w:val="23"/>
-        </w:rPr>
-        <w:t>especially‘</w:t>
+        <w:t>(especially‘</w:t>
       </w:r>
       <w:r>
         <w:rPr>
@@ -904,7 +799,6 @@
         </w:rPr>
         <w:t>Ubuntu</w:t>
       </w:r>
-      <w:proofErr w:type="spellEnd"/>
       <w:r>
         <w:rPr>
           <w:color w:val="000000"/>
@@ -1168,19 +1062,11 @@
           <w:b/>
         </w:rPr>
       </w:pPr>
-      <w:proofErr w:type="spellStart"/>
-      <w:r>
-        <w:rPr>
-          <w:b/>
-        </w:rPr>
-        <w:t>Playfab</w:t>
-      </w:r>
-      <w:proofErr w:type="spellEnd"/>
-      <w:r>
-        <w:rPr>
-          <w:b/>
-        </w:rPr>
-        <w:t xml:space="preserve"> Inc.</w:t>
+      <w:r>
+        <w:rPr>
+          <w:b/>
+        </w:rPr>
+        <w:t>Playfab Inc.</w:t>
       </w:r>
       <w:r>
         <w:rPr>
@@ -1308,15 +1194,7 @@
         <w:t xml:space="preserve">which was </w:t>
       </w:r>
       <w:r>
-        <w:t>a multiplayer, cross-platform, Texas Hold-</w:t>
-      </w:r>
-      <w:proofErr w:type="spellStart"/>
-      <w:r>
-        <w:t>Em</w:t>
-      </w:r>
-      <w:proofErr w:type="spellEnd"/>
-      <w:r>
-        <w:t>’ poker game</w:t>
+        <w:t>a multiplayer, cross-platform, Texas Hold-Em’ poker game</w:t>
       </w:r>
       <w:r>
         <w:t>.</w:t>
@@ -1465,42 +1343,193 @@
         <w:t xml:space="preserve"> </w:t>
       </w:r>
       <w:r>
-        <w:t xml:space="preserve">builds with Unity and </w:t>
-      </w:r>
-      <w:proofErr w:type="spellStart"/>
-      <w:r>
-        <w:t>Playfab</w:t>
-      </w:r>
-      <w:proofErr w:type="spellEnd"/>
-      <w:r>
-        <w:t xml:space="preserve"> SDK</w:t>
-      </w:r>
-      <w:r>
-        <w:t xml:space="preserve"> </w:t>
-      </w:r>
-      <w:r>
-        <w:rPr>
-          <w:bCs/>
-        </w:rPr>
+        <w:t>builds with Unity and Playfab SDK</w:t>
+      </w:r>
+      <w:r>
+        <w:t xml:space="preserve"> </w:t>
+      </w:r>
+      <w:r>
+        <w:rPr>
+          <w:bCs/>
+        </w:rPr>
+        <w:t>with Assembla</w:t>
+      </w:r>
+      <w:r>
+        <w:rPr>
+          <w:bCs/>
+        </w:rPr>
+        <w:t xml:space="preserve"> and Basecamp</w:t>
+      </w:r>
+      <w:r>
+        <w:rPr>
+          <w:bCs/>
+        </w:rPr>
+        <w:t>.</w:t>
+      </w:r>
+    </w:p>
+    <w:p>
+      <w:r>
+        <w:rPr>
+          <w:b/>
+        </w:rPr>
+        <w:t xml:space="preserve">  -</w:t>
+      </w:r>
+      <w:r>
+        <w:t>iAP setup</w:t>
+      </w:r>
+      <w:r>
+        <w:t>s</w:t>
+      </w:r>
+      <w:r>
+        <w:t xml:space="preserve"> and </w:t>
+      </w:r>
+      <w:r>
+        <w:t>purchases</w:t>
+      </w:r>
+      <w:r>
+        <w:t xml:space="preserve"> for iOS devices.</w:t>
+      </w:r>
+    </w:p>
+    <w:p>
+      <w:r>
+        <w:rPr>
+          <w:b/>
+        </w:rPr>
+        <w:t xml:space="preserve">  -</w:t>
+      </w:r>
+      <w:r>
+        <w:t>Daily debug</w:t>
+      </w:r>
+      <w:r>
+        <w:t>s</w:t>
+      </w:r>
+      <w:r>
+        <w:t xml:space="preserve"> of </w:t>
+      </w:r>
+      <w:r>
+        <w:t>the</w:t>
+      </w:r>
+      <w:r>
+        <w:t xml:space="preserve">n </w:t>
+      </w:r>
+      <w:r>
+        <w:t>the</w:t>
+      </w:r>
+      <w:r>
+        <w:t xml:space="preserve"> example of a</w:t>
+      </w:r>
+      <w:r>
+        <w:t xml:space="preserve"> S</w:t>
+      </w:r>
+      <w:r>
+        <w:t>erver</w:t>
+      </w:r>
+      <w:r>
+        <w:t xml:space="preserve"> to</w:t>
+      </w:r>
+      <w:r>
+        <w:t xml:space="preserve"> </w:t>
+      </w:r>
+      <w:r>
+        <w:t>C</w:t>
+      </w:r>
+      <w:r>
+        <w:t xml:space="preserve">lient </w:t>
+      </w:r>
+      <w:r>
         <w:t xml:space="preserve">with </w:t>
       </w:r>
-      <w:proofErr w:type="spellStart"/>
-      <w:r>
-        <w:rPr>
-          <w:bCs/>
-        </w:rPr>
-        <w:t>Assembla</w:t>
-      </w:r>
-      <w:proofErr w:type="spellEnd"/>
-      <w:r>
-        <w:rPr>
-          <w:bCs/>
-        </w:rPr>
-        <w:t xml:space="preserve"> and Basecamp</w:t>
-      </w:r>
-      <w:r>
-        <w:rPr>
-          <w:bCs/>
+      <w:r>
+        <w:t xml:space="preserve">thee </w:t>
+      </w:r>
+      <w:r>
+        <w:t>online</w:t>
+      </w:r>
+      <w:r>
+        <w:t xml:space="preserve"> </w:t>
+      </w:r>
+      <w:r>
+        <w:t xml:space="preserve">poker </w:t>
+      </w:r>
+      <w:r>
+        <w:t>gameplay.</w:t>
+      </w:r>
+    </w:p>
+    <w:p>
+      <w:pPr>
+        <w:rPr>
+          <w:b/>
+        </w:rPr>
+      </w:pPr>
+      <w:r>
+        <w:rPr>
+          <w:b/>
+        </w:rPr>
+        <w:t xml:space="preserve">Designed </w:t>
+      </w:r>
+      <w:r>
+        <w:rPr>
+          <w:b/>
+        </w:rPr>
+        <w:t>coding project w</w:t>
+      </w:r>
+      <w:r>
+        <w:rPr>
+          <w:b/>
+        </w:rPr>
+        <w:t>ebsites.</w:t>
+      </w:r>
+      <w:r>
+        <w:rPr>
+          <w:b/>
+        </w:rPr>
+        <w:t xml:space="preserve"> </w:t>
+      </w:r>
+    </w:p>
+    <w:p>
+      <w:r>
+        <w:rPr>
+          <w:b/>
+        </w:rPr>
+        <w:t xml:space="preserve">  </w:t>
+      </w:r>
+      <w:r>
+        <w:rPr>
+          <w:b/>
+        </w:rPr>
+        <w:t>-</w:t>
+      </w:r>
+      <w:r>
+        <w:t>Privacy policy and terms of service.</w:t>
+      </w:r>
+    </w:p>
+    <w:p>
+      <w:r>
+        <w:rPr>
+          <w:b/>
+        </w:rPr>
+        <w:t xml:space="preserve">  </w:t>
+      </w:r>
+      <w:r>
+        <w:rPr>
+          <w:b/>
+        </w:rPr>
+        <w:t>-</w:t>
+      </w:r>
+      <w:r>
+        <w:t>FAQ, certifications and legalities web pages.</w:t>
+      </w:r>
+    </w:p>
+    <w:p>
+      <w:r>
+        <w:rPr>
+          <w:b/>
+        </w:rPr>
+        <w:t>Daily administration</w:t>
+      </w:r>
+      <w:r>
+        <w:rPr>
+          <w:b/>
         </w:rPr>
         <w:t>.</w:t>
       </w:r>
@@ -1510,188 +1539,6 @@
         <w:rPr>
           <w:b/>
         </w:rPr>
-        <w:t xml:space="preserve">  -</w:t>
-      </w:r>
-      <w:proofErr w:type="spellStart"/>
-      <w:r>
-        <w:t>iAP</w:t>
-      </w:r>
-      <w:proofErr w:type="spellEnd"/>
-      <w:r>
-        <w:t xml:space="preserve"> setup</w:t>
-      </w:r>
-      <w:r>
-        <w:t>s</w:t>
-      </w:r>
-      <w:r>
-        <w:t xml:space="preserve"> and </w:t>
-      </w:r>
-      <w:r>
-        <w:t>purchases</w:t>
-      </w:r>
-      <w:r>
-        <w:t xml:space="preserve"> for iOS devices.</w:t>
-      </w:r>
-    </w:p>
-    <w:p>
-      <w:r>
-        <w:rPr>
-          <w:b/>
-        </w:rPr>
-        <w:t xml:space="preserve">  -</w:t>
-      </w:r>
-      <w:r>
-        <w:t>Daily debug</w:t>
-      </w:r>
-      <w:r>
-        <w:t>s</w:t>
-      </w:r>
-      <w:r>
-        <w:t xml:space="preserve"> of </w:t>
-      </w:r>
-      <w:r>
-        <w:t>the</w:t>
-      </w:r>
-      <w:r>
-        <w:t xml:space="preserve">n </w:t>
-      </w:r>
-      <w:r>
-        <w:t>the</w:t>
-      </w:r>
-      <w:r>
-        <w:t xml:space="preserve"> example of a</w:t>
-      </w:r>
-      <w:r>
-        <w:t xml:space="preserve"> S</w:t>
-      </w:r>
-      <w:r>
-        <w:t>erver</w:t>
-      </w:r>
-      <w:r>
-        <w:t xml:space="preserve"> to</w:t>
-      </w:r>
-      <w:r>
-        <w:t xml:space="preserve"> </w:t>
-      </w:r>
-      <w:r>
-        <w:t>C</w:t>
-      </w:r>
-      <w:r>
-        <w:t xml:space="preserve">lient </w:t>
-      </w:r>
-      <w:r>
-        <w:t xml:space="preserve">with </w:t>
-      </w:r>
-      <w:proofErr w:type="gramStart"/>
-      <w:r>
-        <w:t>thee</w:t>
-      </w:r>
-      <w:proofErr w:type="gramEnd"/>
-      <w:r>
-        <w:t xml:space="preserve"> </w:t>
-      </w:r>
-      <w:r>
-        <w:t>online</w:t>
-      </w:r>
-      <w:r>
-        <w:t xml:space="preserve"> </w:t>
-      </w:r>
-      <w:r>
-        <w:t xml:space="preserve">poker </w:t>
-      </w:r>
-      <w:proofErr w:type="spellStart"/>
-      <w:r>
-        <w:t>gameplay</w:t>
-      </w:r>
-      <w:proofErr w:type="spellEnd"/>
-      <w:r>
-        <w:t>.</w:t>
-      </w:r>
-    </w:p>
-    <w:p>
-      <w:pPr>
-        <w:rPr>
-          <w:b/>
-        </w:rPr>
-      </w:pPr>
-      <w:r>
-        <w:rPr>
-          <w:b/>
-        </w:rPr>
-        <w:t xml:space="preserve">Designed </w:t>
-      </w:r>
-      <w:r>
-        <w:rPr>
-          <w:b/>
-        </w:rPr>
-        <w:t>coding project w</w:t>
-      </w:r>
-      <w:r>
-        <w:rPr>
-          <w:b/>
-        </w:rPr>
-        <w:t>ebsites.</w:t>
-      </w:r>
-      <w:r>
-        <w:rPr>
-          <w:b/>
-        </w:rPr>
-        <w:t xml:space="preserve"> </w:t>
-      </w:r>
-    </w:p>
-    <w:p>
-      <w:r>
-        <w:rPr>
-          <w:b/>
-        </w:rPr>
-        <w:t xml:space="preserve">  </w:t>
-      </w:r>
-      <w:r>
-        <w:rPr>
-          <w:b/>
-        </w:rPr>
-        <w:t>-</w:t>
-      </w:r>
-      <w:r>
-        <w:t>Privacy policy and terms of service.</w:t>
-      </w:r>
-    </w:p>
-    <w:p>
-      <w:r>
-        <w:rPr>
-          <w:b/>
-        </w:rPr>
-        <w:t xml:space="preserve">  </w:t>
-      </w:r>
-      <w:r>
-        <w:rPr>
-          <w:b/>
-        </w:rPr>
-        <w:t>-</w:t>
-      </w:r>
-      <w:r>
-        <w:t>FAQ, certifications and legalities web pages.</w:t>
-      </w:r>
-    </w:p>
-    <w:p>
-      <w:r>
-        <w:rPr>
-          <w:b/>
-        </w:rPr>
-        <w:t>Daily administration</w:t>
-      </w:r>
-      <w:r>
-        <w:rPr>
-          <w:b/>
-        </w:rPr>
-        <w:t>.</w:t>
-      </w:r>
-    </w:p>
-    <w:p>
-      <w:r>
-        <w:rPr>
-          <w:b/>
-        </w:rPr>
         <w:t>Signed NDA for private company then let go as a contract worker.</w:t>
       </w:r>
     </w:p>
@@ -1713,35 +1560,20 @@
       <w:pPr>
         <w:ind w:left="720"/>
       </w:pPr>
-      <w:proofErr w:type="gramStart"/>
       <w:r>
         <w:t>Discord</w:t>
       </w:r>
       <w:r>
-        <w:t>::</w:t>
-      </w:r>
-      <w:proofErr w:type="gramEnd"/>
-      <w:r>
-        <w:t xml:space="preserve"> </w:t>
-      </w:r>
-      <w:proofErr w:type="spellStart"/>
+        <w:t xml:space="preserve">:: </w:t>
+      </w:r>
       <w:r>
         <w:t>shauntmcgovern</w:t>
       </w:r>
-      <w:proofErr w:type="spellEnd"/>
       <w:r>
         <w:br/>
       </w:r>
       <w:r>
-        <w:t>Tumblr::[</w:t>
-      </w:r>
-      <w:proofErr w:type="spellStart"/>
-      <w:r>
-        <w:t>Latest’Focas</w:t>
-      </w:r>
-      <w:proofErr w:type="spellEnd"/>
-      <w:r>
-        <w:t>]</w:t>
+        <w:t>Tumblr::[Latest’Focas]</w:t>
       </w:r>
       <w:hyperlink r:id="rId8" w:history="1">
         <w:r>
@@ -1758,9 +1590,6 @@
       </w:r>
       <w:r>
         <w:tab/>
-      </w:r>
-      <w:proofErr w:type="gramStart"/>
-      <w:r>
         <w:t>Instagram</w:t>
       </w:r>
       <w:r>
@@ -1769,28 +1598,14 @@
       <w:r>
         <w:t>:</w:t>
       </w:r>
-      <w:proofErr w:type="gramEnd"/>
-      <w:r>
-        <w:fldChar w:fldCharType="begin"/>
-      </w:r>
-      <w:r>
-        <w:instrText xml:space="preserve"> HYPERLINK "https://www.instagram.com/rozeee.glaci8rrr888lexxteeeb/" </w:instrText>
-      </w:r>
-      <w:r>
-        <w:fldChar w:fldCharType="separate"/>
-      </w:r>
-      <w:r>
-        <w:rPr>
-          <w:rStyle w:val="Hyperlink"/>
-        </w:rPr>
-        <w:t>https://www.instagram.com/rozeee.glaci8rrr888lexxteeeb/</w:t>
-      </w:r>
-      <w:r>
-        <w:rPr>
-          <w:rStyle w:val="Hyperlink"/>
-        </w:rPr>
-        <w:fldChar w:fldCharType="end"/>
-      </w:r>
+      <w:hyperlink r:id="rId9" w:history="1">
+        <w:r>
+          <w:rPr>
+            <w:rStyle w:val="Hyperlink"/>
+          </w:rPr>
+          <w:t>https://www.instagram.com/rozeee.glaci8rrr888lexxteeeb/</w:t>
+        </w:r>
+      </w:hyperlink>
     </w:p>
     <w:p>
       <w:r>
@@ -1798,36 +1613,19 @@
       </w:r>
       <w:r>
         <w:tab/>
-      </w:r>
-      <w:proofErr w:type="gramStart"/>
-      <w:r>
         <w:t>Facebook:</w:t>
       </w:r>
       <w:r>
         <w:t>:</w:t>
       </w:r>
-      <w:proofErr w:type="gramEnd"/>
-      <w:r>
-        <w:fldChar w:fldCharType="begin"/>
-      </w:r>
-      <w:r>
-        <w:instrText xml:space="preserve"> HYPERLINK "https://www.facebook.com/shaun.mcgovern.90/" </w:instrText>
-      </w:r>
-      <w:r>
-        <w:fldChar w:fldCharType="separate"/>
-      </w:r>
-      <w:r>
-        <w:rPr>
-          <w:rStyle w:val="Hyperlink"/>
-        </w:rPr>
-        <w:t>https://www.facebook.com/shaun.mcgovern.90/</w:t>
-      </w:r>
-      <w:r>
-        <w:rPr>
-          <w:rStyle w:val="Hyperlink"/>
-        </w:rPr>
-        <w:fldChar w:fldCharType="end"/>
-      </w:r>
+      <w:hyperlink r:id="rId10" w:history="1">
+        <w:r>
+          <w:rPr>
+            <w:rStyle w:val="Hyperlink"/>
+          </w:rPr>
+          <w:t>https://www.facebook.com/shaun.mcgovern.90/</w:t>
+        </w:r>
+      </w:hyperlink>
       <w:r>
         <w:tab/>
         <w:t>Youtube:</w:t>
@@ -1835,7 +1633,7 @@
       <w:r>
         <w:t>:</w:t>
       </w:r>
-      <w:hyperlink r:id="rId9" w:history="1">
+      <w:hyperlink r:id="rId11" w:history="1">
         <w:r>
           <w:rPr>
             <w:rStyle w:val="Hyperlink"/>
@@ -1967,7 +1765,6 @@
           <w:bCs/>
         </w:rPr>
       </w:pPr>
-      <w:proofErr w:type="gramStart"/>
       <w:r>
         <w:rPr>
           <w:b/>
@@ -1978,7 +1775,6 @@
       <w:r>
         <w:t>shauntmcgovern@gmail.com</w:t>
       </w:r>
-      <w:proofErr w:type="gramEnd"/>
     </w:p>
     <w:p>
       <w:pPr>
@@ -2039,7 +1835,6 @@
           <w:b/>
         </w:rPr>
       </w:pPr>
-      <w:proofErr w:type="gramStart"/>
       <w:r>
         <w:rPr>
           <w:b/>
@@ -2050,14 +1845,7 @@
         <w:rPr>
           <w:b/>
         </w:rPr>
-        <w:t>e</w:t>
-      </w:r>
-      <w:proofErr w:type="gramEnd"/>
-      <w:r>
-        <w:rPr>
-          <w:b/>
-        </w:rPr>
-        <w:t xml:space="preserve"> </w:t>
+        <w:t xml:space="preserve">e </w:t>
       </w:r>
       <w:r>
         <w:rPr>
@@ -2218,7 +2006,6 @@
         </w:rPr>
         <w:t xml:space="preserve">Man, </w:t>
       </w:r>
-      <w:proofErr w:type="spellStart"/>
       <w:r>
         <w:rPr>
           <w:b/>
@@ -2240,7 +2027,6 @@
         </w:rPr>
         <w:t>ack</w:t>
       </w:r>
-      <w:proofErr w:type="spellEnd"/>
       <w:r>
         <w:rPr>
           <w:b/>
@@ -2348,14 +2134,12 @@
       <w:r>
         <w:t>Levy Restaurants</w:t>
       </w:r>
-      <w:proofErr w:type="gramStart"/>
       <w:r>
         <w:t>—</w:t>
       </w:r>
       <w:r>
         <w:t>(</w:t>
       </w:r>
-      <w:proofErr w:type="gramEnd"/>
       <w:r>
         <w:t>Oak Street</w:t>
       </w:r>
@@ -2371,51 +2155,48 @@
         <w:pStyle w:val="ListParagraph"/>
       </w:pPr>
       <w:r>
-        <w:t xml:space="preserve">Little </w:t>
-      </w:r>
-      <w:proofErr w:type="spellStart"/>
-      <w:proofErr w:type="gramStart"/>
-      <w:r>
-        <w:t>Jims</w:t>
-      </w:r>
-      <w:proofErr w:type="spellEnd"/>
+        <w:t>Little Jims</w:t>
+      </w:r>
+      <w:r>
+        <w:t>(Boys Town)</w:t>
+      </w:r>
+      <w:r>
+        <w:t>, WestEnd</w:t>
+      </w:r>
+      <w:r>
+        <w:t>—</w:t>
+      </w:r>
       <w:r>
         <w:t>(</w:t>
       </w:r>
-      <w:proofErr w:type="gramEnd"/>
-      <w:r>
-        <w:t>Boys Town)</w:t>
+      <w:r>
+        <w:t xml:space="preserve">is </w:t>
+      </w:r>
+      <w:r>
+        <w:t>now Ranalli’s</w:t>
+      </w:r>
+      <w:r>
+        <w:t xml:space="preserve"> in West Loop</w:t>
+      </w:r>
+      <w:r>
+        <w:t>)</w:t>
+      </w:r>
+    </w:p>
+    <w:p>
+      <w:pPr>
+        <w:pStyle w:val="ListParagraph"/>
+      </w:pPr>
+      <w:r>
+        <w:t>On The Border</w:t>
+      </w:r>
+      <w:r>
+        <w:t>(St. Charles)</w:t>
       </w:r>
       <w:r>
         <w:t xml:space="preserve">, </w:t>
       </w:r>
-      <w:proofErr w:type="spellStart"/>
-      <w:r>
-        <w:t>WestEnd</w:t>
-      </w:r>
-      <w:proofErr w:type="spellEnd"/>
-      <w:r>
-        <w:t>—</w:t>
-      </w:r>
-      <w:r>
-        <w:t>(</w:t>
-      </w:r>
-      <w:r>
-        <w:t xml:space="preserve">is </w:t>
-      </w:r>
-      <w:r>
-        <w:t xml:space="preserve">now </w:t>
-      </w:r>
-      <w:proofErr w:type="spellStart"/>
-      <w:r>
-        <w:t>Ranalli’s</w:t>
-      </w:r>
-      <w:proofErr w:type="spellEnd"/>
-      <w:r>
-        <w:t xml:space="preserve"> in West Loop</w:t>
-      </w:r>
-      <w:r>
-        <w:t>)</w:t>
+      <w:r>
+        <w:t>SI Bowl(Carbondale)</w:t>
       </w:r>
     </w:p>
     <w:p>
@@ -2423,24 +2204,7 @@
         <w:pStyle w:val="ListParagraph"/>
       </w:pPr>
       <w:r>
-        <w:t xml:space="preserve">On The </w:t>
-      </w:r>
-      <w:proofErr w:type="gramStart"/>
-      <w:r>
-        <w:t>Border</w:t>
-      </w:r>
-      <w:r>
-        <w:t>(</w:t>
-      </w:r>
-      <w:proofErr w:type="gramEnd"/>
-      <w:r>
-        <w:t>St. Charles)</w:t>
-      </w:r>
-      <w:r>
-        <w:t xml:space="preserve">, </w:t>
-      </w:r>
-      <w:r>
-        <w:t>SI Bowl(Carbondale)</w:t>
+        <w:t>Flat Top Grill(Oak Park), Bob San(Wicker Park), D4 Irish Pub(Gold Coast)</w:t>
       </w:r>
     </w:p>
     <w:p>
@@ -2448,31 +2212,7 @@
         <w:pStyle w:val="ListParagraph"/>
       </w:pPr>
       <w:r>
-        <w:t xml:space="preserve">Flat Top </w:t>
-      </w:r>
-      <w:proofErr w:type="gramStart"/>
-      <w:r>
-        <w:t>Grill(</w:t>
-      </w:r>
-      <w:proofErr w:type="gramEnd"/>
-      <w:r>
-        <w:t>Oak Park), Bob San(Wicker Park), D4 Irish Pub(Gold Coast)</w:t>
-      </w:r>
-    </w:p>
-    <w:p>
-      <w:pPr>
-        <w:pStyle w:val="ListParagraph"/>
-      </w:pPr>
-      <w:r>
-        <w:t xml:space="preserve">Homestead on the </w:t>
-      </w:r>
-      <w:proofErr w:type="gramStart"/>
-      <w:r>
-        <w:t>Roof(</w:t>
-      </w:r>
-      <w:proofErr w:type="gramEnd"/>
-      <w:r>
-        <w:t xml:space="preserve">Ukrainian Village), Wave now </w:t>
+        <w:t xml:space="preserve">Homestead on the Roof(Ukrainian Village), Wave now </w:t>
       </w:r>
       <w:r>
         <w:t xml:space="preserve">called </w:t>
